--- a/eng/docx/63.content.docx
+++ b/eng/docx/63.content.docx
@@ -7,6 +7,15 @@
       <w:r/>
     </w:p>
     <w:p>
+      <w:pPr>
+        <w:pStyle w:val="Heading2"/>
+      </w:pPr>
+      <w:r>
+        <w:t>Resource: Study Notes (Tyndale)</w:t>
+      </w:r>
+      <w:r/>
+    </w:p>
+    <w:p>
       <w:r/>
       <w:r>
         <w:rPr>
@@ -46,7 +55,7 @@
         <w:pStyle w:val="Heading1"/>
       </w:pPr>
       <w:r>
-        <w:t>Aquifer Open Study Notes</w:t>
+        <w:t>Study Notes (Tyndale)</w:t>
       </w:r>
     </w:p>
     <w:p>
@@ -55,6 +64,51 @@
           <w:headerReference w:type="even" r:id="rId8"/>
           <w:headerReference w:type="default" r:id="rId9"/>
           <w:footerReference w:type="default" r:id="rId10"/>
+          <w:footnotePr>
+            <w:numRestart w:val="eachSect"/>
+          </w:footnotePr>
+          <w:type w:val="continuous"/>
+          <w:pgSz w:w="12240" w:h="15840" w:code="1"/>
+          <w:pgMar w:top="1440" w:right="1440" w:bottom="1440" w:left="1440" w:header="504" w:footer="504" w:gutter="0"/>
+          <w:cols w:space="708"/>
+          <w:titlePg/>
+          <w:docGrid w:linePitch="360"/>
+        </w:sectPr>
+      </w:pPr>
+    </w:p>
+    <w:p>
+      <w:r/>
+    </w:p>
+    <w:p>
+      <w:pPr>
+        <w:pStyle w:val="Heading2"/>
+      </w:pPr>
+      <w:r>
+        <w:t>2JN</w:t>
+      </w:r>
+      <w:r/>
+    </w:p>
+    <w:p>
+      <w:r/>
+      <w:r>
+        <w:rPr>
+          <w:i/>
+        </w:rPr>
+        <w:t>2 John 1:1, 2 John 1:1–3, 2 John 1:2, 2 John 1:3, 2 John 1:4–11, 2 John 1:5, 2 John 1:7, 2 John 1:8, 2 John 1:9, 2 John 1:10–11, 2 John 1:12, 2 John 1:13</w:t>
+      </w:r>
+      <w:r/>
+    </w:p>
+    <w:p>
+      <w:r/>
+      <w:r>
+        <w:t xml:space="preserve"> </w:t>
+      </w:r>
+      <w:r/>
+      <w:r/>
+    </w:p>
+    <w:p>
+      <w:pPr>
+        <w:sectPr>
           <w:footnotePr>
             <w:numRestart w:val="eachSect"/>
           </w:footnotePr>

--- a/eng/docx/63.content.docx
+++ b/eng/docx/63.content.docx
@@ -4,57 +4,114 @@
   <w:body>
     <w:p/>
     <w:p>
-      <w:r/>
+      <w:pPr/>
+      <w:r>
+        <w:rPr>
+          <w:lang w:val="en_US" w:bidi="en_US"/>
+        </w:rPr>
+      </w:r>
     </w:p>
     <w:p>
       <w:pPr>
         <w:pStyle w:val="Heading2"/>
       </w:pPr>
       <w:r>
+        <w:rPr>
+          <w:lang w:val="en_US" w:bidi="en_US"/>
+        </w:rPr>
         <w:t>Resource: Study Notes (Tyndale)</w:t>
       </w:r>
-      <w:r/>
+      <w:r>
+        <w:rPr>
+          <w:lang w:val="en_US" w:bidi="en_US"/>
+        </w:rPr>
+      </w:r>
     </w:p>
     <w:p>
-      <w:r/>
+      <w:pPr/>
+      <w:r>
+        <w:rPr>
+          <w:lang w:val="en_US" w:bidi="en_US"/>
+        </w:rPr>
+      </w:r>
       <w:r>
         <w:rPr>
           <w:b/>
+          <w:lang w:val="en_US" w:bidi="en_US"/>
         </w:rPr>
         <w:t>Aquifer Open Study Notes</w:t>
       </w:r>
     </w:p>
     <w:p>
-      <w:r/>
-      <w:r>
+      <w:pPr/>
+      <w:r>
+        <w:rPr>
+          <w:lang w:val="en_US" w:bidi="en_US"/>
+        </w:rPr>
+      </w:r>
+      <w:r>
+        <w:rPr>
+          <w:lang w:val="en_US" w:bidi="en_US"/>
+        </w:rPr>
         <w:t xml:space="preserve">This work is an adaptation of </w:t>
       </w:r>
       <w:r>
+        <w:rPr>
+          <w:lang w:val="en_US" w:bidi="en_US"/>
+        </w:rPr>
         <w:t>Tyndale Open Study Notes</w:t>
       </w:r>
       <w:r>
+        <w:rPr>
+          <w:lang w:val="en_US" w:bidi="en_US"/>
+        </w:rPr>
         <w:t xml:space="preserve"> © 2023 Tyndale House Publishers, licensed under the CC BY-SA 4.0 license. The adaptation, </w:t>
       </w:r>
       <w:r>
+        <w:rPr>
+          <w:lang w:val="en_US" w:bidi="en_US"/>
+        </w:rPr>
         <w:t>Aquifer Open Study Notes</w:t>
       </w:r>
       <w:r>
+        <w:rPr>
+          <w:lang w:val="en_US" w:bidi="en_US"/>
+        </w:rPr>
         <w:t>, was created by Mission Mutual and is also licensed under CC BY-SA 4.0.</w:t>
       </w:r>
     </w:p>
     <w:p>
-      <w:r/>
-      <w:r>
+      <w:pPr/>
+      <w:r>
+        <w:rPr>
+          <w:lang w:val="en_US" w:bidi="en_US"/>
+        </w:rPr>
+      </w:r>
+      <w:r>
+        <w:rPr>
+          <w:lang w:val="en_US" w:bidi="en_US"/>
+        </w:rPr>
         <w:t>This resource has been adapted into multiple languages, including English, Tok Pisin, Arabic (عربي), French (Français), Hindi (हिंदी), Indonesian (Bahasa Indonesia), Portuguese (Português), Russian (Русский), Spanish (Español), Swahili (Kiswahili), and Simplified Chinese (简体中文).</w:t>
       </w:r>
-      <w:r/>
-      <w:r/>
+      <w:r>
+        <w:rPr>
+          <w:lang w:val="en_US" w:bidi="en_US"/>
+        </w:rPr>
+      </w:r>
+      <w:r>
+        <w:rPr>
+          <w:lang w:val="en_US" w:bidi="en_US"/>
+        </w:rPr>
+      </w:r>
     </w:p>
     <w:p>
       <w:pPr>
         <w:pStyle w:val="Heading1"/>
       </w:pPr>
       <w:r>
+        <w:rPr>
+          <w:lang w:val="en_US" w:bidi="en_US"/>
+        </w:rPr>
         <w:t>Study Notes (Tyndale)</w:t>
       </w:r>
     </w:p>
@@ -77,34 +134,72 @@
       </w:pPr>
     </w:p>
     <w:p>
-      <w:r/>
+      <w:pPr/>
+      <w:r>
+        <w:rPr>
+          <w:lang w:val="en_US" w:bidi="en_US"/>
+        </w:rPr>
+      </w:r>
     </w:p>
     <w:p>
       <w:pPr>
         <w:pStyle w:val="Heading2"/>
       </w:pPr>
       <w:r>
+        <w:rPr>
+          <w:lang w:val="en_US" w:bidi="en_US"/>
+        </w:rPr>
         <w:t>2JN</w:t>
       </w:r>
-      <w:r/>
+      <w:r>
+        <w:rPr>
+          <w:lang w:val="en_US" w:bidi="en_US"/>
+        </w:rPr>
+      </w:r>
     </w:p>
     <w:p>
-      <w:r/>
+      <w:pPr/>
+      <w:r>
+        <w:rPr>
+          <w:lang w:val="en_US" w:bidi="en_US"/>
+        </w:rPr>
+      </w:r>
       <w:r>
         <w:rPr>
           <w:i/>
+          <w:lang w:val="en_US" w:bidi="en_US"/>
         </w:rPr>
         <w:t>2 John 1:1, 2 John 1:1–3, 2 John 1:2, 2 John 1:3, 2 John 1:4–11, 2 John 1:5, 2 John 1:7, 2 John 1:8, 2 John 1:9, 2 John 1:10–11, 2 John 1:12, 2 John 1:13</w:t>
       </w:r>
-      <w:r/>
+      <w:r>
+        <w:rPr>
+          <w:lang w:val="en_US" w:bidi="en_US"/>
+        </w:rPr>
+      </w:r>
     </w:p>
     <w:p>
-      <w:r/>
-      <w:r>
+      <w:pPr/>
+      <w:r>
+        <w:rPr>
+          <w:lang w:val="en_US" w:bidi="en_US"/>
+        </w:rPr>
+      </w:r>
+      <w:r>
+        <w:rPr>
+          <w:lang w:val="en_US" w:bidi="en_US"/>
+        </w:rPr>
         <w:t xml:space="preserve"> </w:t>
       </w:r>
-      <w:r/>
-      <w:r/>
+      <w:r>
+        <w:rPr>
+          <w:lang w:val="en_US" w:bidi="en_US"/>
+        </w:rPr>
+      </w:r>
+      <w:r>
+        <w:rPr>
+          <w:lang w:val="en_US" w:bidi="en_US"/>
+        </w:rPr>
+      </w:r>
     </w:p>
     <w:p>
       <w:pPr>
@@ -122,42 +217,73 @@
       </w:pPr>
     </w:p>
     <w:p>
-      <w:r/>
+      <w:pPr/>
+      <w:r>
+        <w:rPr>
+          <w:lang w:val="en_US" w:bidi="en_US"/>
+        </w:rPr>
+      </w:r>
     </w:p>
     <w:p>
       <w:pPr>
         <w:pStyle w:val="Heading2"/>
       </w:pPr>
       <w:r>
+        <w:rPr>
+          <w:lang w:val="en_US" w:bidi="en_US"/>
+        </w:rPr>
         <w:t>2 John 1:1</w:t>
       </w:r>
-      <w:r/>
+      <w:r>
+        <w:rPr>
+          <w:lang w:val="en_US" w:bidi="en_US"/>
+        </w:rPr>
+      </w:r>
     </w:p>
     <w:p>
-      <w:r/>
-      <w:r>
+      <w:pPr/>
+      <w:r>
+        <w:rPr>
+          <w:lang w:val="en_US" w:bidi="en_US"/>
+        </w:rPr>
+      </w:r>
+      <w:r>
+        <w:rPr>
+          <w:lang w:val="en_US" w:bidi="en_US"/>
+        </w:rPr>
         <w:t xml:space="preserve">This letter is from John, the elder: The translators have added </w:t>
       </w:r>
       <w:r>
         <w:rPr>
           <w:i/>
+          <w:lang w:val="en_US" w:bidi="en_US"/>
         </w:rPr>
         <w:t>John</w:t>
       </w:r>
       <w:r>
+        <w:rPr>
+          <w:lang w:val="en_US" w:bidi="en_US"/>
+        </w:rPr>
         <w:t xml:space="preserve"> for clarification; John refers to himself as </w:t>
       </w:r>
       <w:r>
         <w:rPr>
           <w:i/>
+          <w:lang w:val="en_US" w:bidi="en_US"/>
         </w:rPr>
         <w:t>the elder</w:t>
       </w:r>
       <w:r>
+        <w:rPr>
+          <w:lang w:val="en_US" w:bidi="en_US"/>
+        </w:rPr>
         <w:t xml:space="preserve"> to affirm his authority in the church. • to the chosen lady (Greek kuria) and to her children: The Greek word kuria could be the name of a specific individual; more likely, it refers to a particular local church and its believers (cp. </w:t>
       </w:r>
       <w:hyperlink r:id="rId13">
         <w:r>
+          <w:rPr>
+            <w:lang w:val="en_US" w:bidi="en_US"/>
+          </w:rPr>
           <w:rPr>
             <w:color w:val="0000EE"/>
             <w:u w:val="single"/>
@@ -166,10 +292,16 @@
         </w:r>
       </w:hyperlink>
       <w:r>
+        <w:rPr>
+          <w:lang w:val="en_US" w:bidi="en_US"/>
+        </w:rPr>
         <w:t xml:space="preserve">). • whom I love in the truth: This either means “truly love” (see </w:t>
       </w:r>
       <w:hyperlink r:id="rId14">
         <w:r>
+          <w:rPr>
+            <w:lang w:val="en_US" w:bidi="en_US"/>
+          </w:rPr>
           <w:rPr>
             <w:color w:val="0000EE"/>
             <w:u w:val="single"/>
@@ -178,10 +310,16 @@
         </w:r>
       </w:hyperlink>
       <w:r>
+        <w:rPr>
+          <w:lang w:val="en_US" w:bidi="en_US"/>
+        </w:rPr>
         <w:t>) or, more likely, it refers to love between those who profess the same truth about Christ in contrast to the lies of the false teachers (</w:t>
       </w:r>
       <w:hyperlink r:id="rId15">
         <w:r>
+          <w:rPr>
+            <w:lang w:val="en_US" w:bidi="en_US"/>
+          </w:rPr>
           <w:rPr>
             <w:color w:val="0000EE"/>
             <w:u w:val="single"/>
@@ -190,10 +328,16 @@
         </w:r>
       </w:hyperlink>
       <w:r>
+        <w:rPr>
+          <w:lang w:val="en_US" w:bidi="en_US"/>
+        </w:rPr>
         <w:t xml:space="preserve">; see </w:t>
       </w:r>
       <w:hyperlink r:id="rId16">
         <w:r>
+          <w:rPr>
+            <w:lang w:val="en_US" w:bidi="en_US"/>
+          </w:rPr>
           <w:rPr>
             <w:color w:val="0000EE"/>
             <w:u w:val="single"/>
@@ -202,39 +346,77 @@
         </w:r>
       </w:hyperlink>
       <w:r>
+        <w:rPr>
+          <w:lang w:val="en_US" w:bidi="en_US"/>
+        </w:rPr>
         <w:t xml:space="preserve">). John emphasizes the pronoun </w:t>
       </w:r>
       <w:r>
         <w:rPr>
           <w:i/>
+          <w:lang w:val="en_US" w:bidi="en_US"/>
         </w:rPr>
         <w:t>I</w:t>
       </w:r>
       <w:r>
+        <w:rPr>
+          <w:lang w:val="en_US" w:bidi="en_US"/>
+        </w:rPr>
         <w:t xml:space="preserve"> to contrast sharply with the lovelessness of the false teachers, who rejected the true church.</w:t>
       </w:r>
-      <w:r/>
-      <w:r/>
+      <w:r>
+        <w:rPr>
+          <w:lang w:val="en_US" w:bidi="en_US"/>
+        </w:rPr>
+      </w:r>
+      <w:r>
+        <w:rPr>
+          <w:lang w:val="en_US" w:bidi="en_US"/>
+        </w:rPr>
+      </w:r>
     </w:p>
     <w:p>
-      <w:r/>
+      <w:pPr/>
+      <w:r>
+        <w:rPr>
+          <w:lang w:val="en_US" w:bidi="en_US"/>
+        </w:rPr>
+      </w:r>
     </w:p>
     <w:p>
       <w:pPr>
         <w:pStyle w:val="Heading2"/>
       </w:pPr>
       <w:r>
+        <w:rPr>
+          <w:lang w:val="en_US" w:bidi="en_US"/>
+        </w:rPr>
         <w:t>2 John 1:1–3</w:t>
       </w:r>
-      <w:r/>
+      <w:r>
+        <w:rPr>
+          <w:lang w:val="en_US" w:bidi="en_US"/>
+        </w:rPr>
+      </w:r>
     </w:p>
     <w:p>
-      <w:r/>
-      <w:r>
+      <w:pPr/>
+      <w:r>
+        <w:rPr>
+          <w:lang w:val="en_US" w:bidi="en_US"/>
+        </w:rPr>
+      </w:r>
+      <w:r>
+        <w:rPr>
+          <w:lang w:val="en_US" w:bidi="en_US"/>
+        </w:rPr>
         <w:t xml:space="preserve">John begins with a standard introduction for a personal letter. • John mentions truth four times in this brief introduction and once in </w:t>
       </w:r>
       <w:hyperlink r:id="rId17">
         <w:r>
+          <w:rPr>
+            <w:lang w:val="en_US" w:bidi="en_US"/>
+          </w:rPr>
           <w:rPr>
             <w:color w:val="0000EE"/>
             <w:u w:val="single"/>
@@ -243,30 +425,64 @@
         </w:r>
       </w:hyperlink>
       <w:r>
+        <w:rPr>
+          <w:lang w:val="en_US" w:bidi="en_US"/>
+        </w:rPr>
         <w:t>. John wanted his readers to know and live out the truths about Jesus Christ and their relationship with him and not to be led astray by false teachers.</w:t>
       </w:r>
-      <w:r/>
-      <w:r/>
+      <w:r>
+        <w:rPr>
+          <w:lang w:val="en_US" w:bidi="en_US"/>
+        </w:rPr>
+      </w:r>
+      <w:r>
+        <w:rPr>
+          <w:lang w:val="en_US" w:bidi="en_US"/>
+        </w:rPr>
+      </w:r>
     </w:p>
     <w:p>
-      <w:r/>
+      <w:pPr/>
+      <w:r>
+        <w:rPr>
+          <w:lang w:val="en_US" w:bidi="en_US"/>
+        </w:rPr>
+      </w:r>
     </w:p>
     <w:p>
       <w:pPr>
         <w:pStyle w:val="Heading2"/>
       </w:pPr>
       <w:r>
+        <w:rPr>
+          <w:lang w:val="en_US" w:bidi="en_US"/>
+        </w:rPr>
         <w:t>2 John 1:2</w:t>
       </w:r>
-      <w:r/>
+      <w:r>
+        <w:rPr>
+          <w:lang w:val="en_US" w:bidi="en_US"/>
+        </w:rPr>
+      </w:r>
     </w:p>
     <w:p>
-      <w:r/>
-      <w:r>
+      <w:pPr/>
+      <w:r>
+        <w:rPr>
+          <w:lang w:val="en_US" w:bidi="en_US"/>
+        </w:rPr>
+      </w:r>
+      <w:r>
+        <w:rPr>
+          <w:lang w:val="en_US" w:bidi="en_US"/>
+        </w:rPr>
         <w:t xml:space="preserve">Christian love is rooted in knowing the truth. The truth that lives in us is more than just facts or doctrine; it is the presence of God (see </w:t>
       </w:r>
       <w:hyperlink r:id="rId18">
         <w:r>
+          <w:rPr>
+            <w:lang w:val="en_US" w:bidi="en_US"/>
+          </w:rPr>
           <w:rPr>
             <w:color w:val="0000EE"/>
             <w:u w:val="single"/>
@@ -275,59 +491,125 @@
         </w:r>
       </w:hyperlink>
       <w:r>
+        <w:rPr>
+          <w:lang w:val="en_US" w:bidi="en_US"/>
+        </w:rPr>
         <w:t>), who will be with us forever.</w:t>
       </w:r>
-      <w:r/>
-      <w:r/>
+      <w:r>
+        <w:rPr>
+          <w:lang w:val="en_US" w:bidi="en_US"/>
+        </w:rPr>
+      </w:r>
+      <w:r>
+        <w:rPr>
+          <w:lang w:val="en_US" w:bidi="en_US"/>
+        </w:rPr>
+      </w:r>
     </w:p>
     <w:p>
-      <w:r/>
+      <w:pPr/>
+      <w:r>
+        <w:rPr>
+          <w:lang w:val="en_US" w:bidi="en_US"/>
+        </w:rPr>
+      </w:r>
     </w:p>
     <w:p>
       <w:pPr>
         <w:pStyle w:val="Heading2"/>
       </w:pPr>
       <w:r>
+        <w:rPr>
+          <w:lang w:val="en_US" w:bidi="en_US"/>
+        </w:rPr>
         <w:t>2 John 1:3</w:t>
       </w:r>
-      <w:r/>
+      <w:r>
+        <w:rPr>
+          <w:lang w:val="en_US" w:bidi="en_US"/>
+        </w:rPr>
+      </w:r>
     </w:p>
     <w:p>
-      <w:r/>
-      <w:r>
+      <w:pPr/>
+      <w:r>
+        <w:rPr>
+          <w:lang w:val="en_US" w:bidi="en_US"/>
+        </w:rPr>
+      </w:r>
+      <w:r>
+        <w:rPr>
+          <w:lang w:val="en_US" w:bidi="en_US"/>
+        </w:rPr>
         <w:t>Grace, mercy, and peace are blessings of which John is confident for those who live in truth and love</w:t>
       </w:r>
       <w:r>
         <w:rPr>
           <w:i/>
+          <w:lang w:val="en_US" w:bidi="en_US"/>
         </w:rPr>
         <w:t>,</w:t>
       </w:r>
       <w:r>
+        <w:rPr>
+          <w:lang w:val="en_US" w:bidi="en_US"/>
+        </w:rPr>
         <w:t xml:space="preserve"> and who demonstrate by their actions that they are God’s children.</w:t>
       </w:r>
-      <w:r/>
-      <w:r/>
+      <w:r>
+        <w:rPr>
+          <w:lang w:val="en_US" w:bidi="en_US"/>
+        </w:rPr>
+      </w:r>
+      <w:r>
+        <w:rPr>
+          <w:lang w:val="en_US" w:bidi="en_US"/>
+        </w:rPr>
+      </w:r>
     </w:p>
     <w:p>
-      <w:r/>
+      <w:pPr/>
+      <w:r>
+        <w:rPr>
+          <w:lang w:val="en_US" w:bidi="en_US"/>
+        </w:rPr>
+      </w:r>
     </w:p>
     <w:p>
       <w:pPr>
         <w:pStyle w:val="Heading2"/>
       </w:pPr>
       <w:r>
+        <w:rPr>
+          <w:lang w:val="en_US" w:bidi="en_US"/>
+        </w:rPr>
         <w:t>2 John 1:4–11</w:t>
       </w:r>
-      <w:r/>
+      <w:r>
+        <w:rPr>
+          <w:lang w:val="en_US" w:bidi="en_US"/>
+        </w:rPr>
+      </w:r>
     </w:p>
     <w:p>
-      <w:r/>
-      <w:r>
+      <w:pPr/>
+      <w:r>
+        <w:rPr>
+          <w:lang w:val="en_US" w:bidi="en_US"/>
+        </w:rPr>
+      </w:r>
+      <w:r>
+        <w:rPr>
+          <w:lang w:val="en_US" w:bidi="en_US"/>
+        </w:rPr>
         <w:t>John now applies the truth and love that he mentioned in the introduction (</w:t>
       </w:r>
       <w:hyperlink r:id="rId19">
         <w:r>
+          <w:rPr>
+            <w:lang w:val="en_US" w:bidi="en_US"/>
+          </w:rPr>
           <w:rPr>
             <w:color w:val="0000EE"/>
             <w:u w:val="single"/>
@@ -336,10 +618,16 @@
         </w:r>
       </w:hyperlink>
       <w:r>
+        <w:rPr>
+          <w:lang w:val="en_US" w:bidi="en_US"/>
+        </w:rPr>
         <w:t>) to the readers’ situation. Living in truth and love means maintaining fellowship with true Christians (</w:t>
       </w:r>
       <w:hyperlink r:id="rId20">
         <w:r>
+          <w:rPr>
+            <w:lang w:val="en_US" w:bidi="en_US"/>
+          </w:rPr>
           <w:rPr>
             <w:color w:val="0000EE"/>
             <w:u w:val="single"/>
@@ -348,10 +636,16 @@
         </w:r>
       </w:hyperlink>
       <w:r>
+        <w:rPr>
+          <w:lang w:val="en_US" w:bidi="en_US"/>
+        </w:rPr>
         <w:t>), but also discerning false teachers and refusing to listen to them or help them (</w:t>
       </w:r>
       <w:hyperlink r:id="rId21">
         <w:r>
+          <w:rPr>
+            <w:lang w:val="en_US" w:bidi="en_US"/>
+          </w:rPr>
           <w:rPr>
             <w:color w:val="0000EE"/>
             <w:u w:val="single"/>
@@ -360,65 +654,137 @@
         </w:r>
       </w:hyperlink>
       <w:r>
+        <w:rPr>
+          <w:lang w:val="en_US" w:bidi="en_US"/>
+        </w:rPr>
         <w:t>).</w:t>
       </w:r>
-      <w:r/>
-      <w:r/>
+      <w:r>
+        <w:rPr>
+          <w:lang w:val="en_US" w:bidi="en_US"/>
+        </w:rPr>
+      </w:r>
+      <w:r>
+        <w:rPr>
+          <w:lang w:val="en_US" w:bidi="en_US"/>
+        </w:rPr>
+      </w:r>
     </w:p>
     <w:p>
-      <w:r/>
+      <w:pPr/>
+      <w:r>
+        <w:rPr>
+          <w:lang w:val="en_US" w:bidi="en_US"/>
+        </w:rPr>
+      </w:r>
     </w:p>
     <w:p>
       <w:pPr>
         <w:pStyle w:val="Heading2"/>
       </w:pPr>
       <w:r>
+        <w:rPr>
+          <w:lang w:val="en_US" w:bidi="en_US"/>
+        </w:rPr>
         <w:t>2 John 1:5</w:t>
       </w:r>
-      <w:r/>
+      <w:r>
+        <w:rPr>
+          <w:lang w:val="en_US" w:bidi="en_US"/>
+        </w:rPr>
+      </w:r>
     </w:p>
     <w:p>
-      <w:r/>
-      <w:r>
+      <w:pPr/>
+      <w:r>
+        <w:rPr>
+          <w:lang w:val="en_US" w:bidi="en_US"/>
+        </w:rPr>
+      </w:r>
+      <w:r>
+        <w:rPr>
+          <w:lang w:val="en_US" w:bidi="en_US"/>
+        </w:rPr>
         <w:t xml:space="preserve">I am writing to remind you, dear friends: Literally </w:t>
       </w:r>
       <w:r>
         <w:rPr>
           <w:i/>
+          <w:lang w:val="en_US" w:bidi="en_US"/>
         </w:rPr>
         <w:t>I urge you, lady.</w:t>
       </w:r>
       <w:r>
+        <w:rPr>
+          <w:lang w:val="en_US" w:bidi="en_US"/>
+        </w:rPr>
         <w:t xml:space="preserve"> See </w:t>
       </w:r>
       <w:r>
+        <w:rPr>
+          <w:lang w:val="en_US" w:bidi="en_US"/>
+        </w:rPr>
         <w:t>study note on 1:1</w:t>
       </w:r>
       <w:r>
+        <w:rPr>
+          <w:lang w:val="en_US" w:bidi="en_US"/>
+        </w:rPr>
         <w:t>.</w:t>
       </w:r>
-      <w:r/>
-      <w:r/>
+      <w:r>
+        <w:rPr>
+          <w:lang w:val="en_US" w:bidi="en_US"/>
+        </w:rPr>
+      </w:r>
+      <w:r>
+        <w:rPr>
+          <w:lang w:val="en_US" w:bidi="en_US"/>
+        </w:rPr>
+      </w:r>
     </w:p>
     <w:p>
-      <w:r/>
+      <w:pPr/>
+      <w:r>
+        <w:rPr>
+          <w:lang w:val="en_US" w:bidi="en_US"/>
+        </w:rPr>
+      </w:r>
     </w:p>
     <w:p>
       <w:pPr>
         <w:pStyle w:val="Heading2"/>
       </w:pPr>
       <w:r>
+        <w:rPr>
+          <w:lang w:val="en_US" w:bidi="en_US"/>
+        </w:rPr>
         <w:t>2 John 1:7</w:t>
       </w:r>
-      <w:r/>
+      <w:r>
+        <w:rPr>
+          <w:lang w:val="en_US" w:bidi="en_US"/>
+        </w:rPr>
+      </w:r>
     </w:p>
     <w:p>
-      <w:r/>
-      <w:r>
+      <w:pPr/>
+      <w:r>
+        <w:rPr>
+          <w:lang w:val="en_US" w:bidi="en_US"/>
+        </w:rPr>
+      </w:r>
+      <w:r>
+        <w:rPr>
+          <w:lang w:val="en_US" w:bidi="en_US"/>
+        </w:rPr>
         <w:t xml:space="preserve">many deceivers have gone out into the world: Docetists were denying that Jesus Christ came in a real body. John refuted this heresy in his first letter (see </w:t>
       </w:r>
       <w:hyperlink r:id="rId22">
         <w:r>
+          <w:rPr>
+            <w:lang w:val="en_US" w:bidi="en_US"/>
+          </w:rPr>
           <w:rPr>
             <w:color w:val="0000EE"/>
             <w:u w:val="single"/>
@@ -427,48 +793,90 @@
         </w:r>
       </w:hyperlink>
       <w:r>
+        <w:rPr>
+          <w:lang w:val="en_US" w:bidi="en_US"/>
+        </w:rPr>
         <w:t>). • A false teacher is a deceiver</w:t>
       </w:r>
       <w:r>
         <w:rPr>
           <w:i/>
+          <w:lang w:val="en_US" w:bidi="en_US"/>
         </w:rPr>
         <w:t>,</w:t>
       </w:r>
       <w:r>
+        <w:rPr>
+          <w:lang w:val="en_US" w:bidi="en_US"/>
+        </w:rPr>
         <w:t xml:space="preserve"> because they mislead unwary believers, and an antichrist</w:t>
       </w:r>
       <w:r>
         <w:rPr>
           <w:i/>
+          <w:lang w:val="en_US" w:bidi="en_US"/>
         </w:rPr>
         <w:t>,</w:t>
       </w:r>
       <w:r>
+        <w:rPr>
+          <w:lang w:val="en_US" w:bidi="en_US"/>
+        </w:rPr>
         <w:t xml:space="preserve"> because they distract and lead people away from the true Christ. By using the apocalyptic symbol of the antichrist, John signals the severity of the heresy and the ultimate judgment upon false teachers.</w:t>
       </w:r>
-      <w:r/>
-      <w:r/>
+      <w:r>
+        <w:rPr>
+          <w:lang w:val="en_US" w:bidi="en_US"/>
+        </w:rPr>
+      </w:r>
+      <w:r>
+        <w:rPr>
+          <w:lang w:val="en_US" w:bidi="en_US"/>
+        </w:rPr>
+      </w:r>
     </w:p>
     <w:p>
-      <w:r/>
+      <w:pPr/>
+      <w:r>
+        <w:rPr>
+          <w:lang w:val="en_US" w:bidi="en_US"/>
+        </w:rPr>
+      </w:r>
     </w:p>
     <w:p>
       <w:pPr>
         <w:pStyle w:val="Heading2"/>
       </w:pPr>
       <w:r>
+        <w:rPr>
+          <w:lang w:val="en_US" w:bidi="en_US"/>
+        </w:rPr>
         <w:t>2 John 1:8</w:t>
       </w:r>
-      <w:r/>
+      <w:r>
+        <w:rPr>
+          <w:lang w:val="en_US" w:bidi="en_US"/>
+        </w:rPr>
+      </w:r>
     </w:p>
     <w:p>
-      <w:r/>
-      <w:r>
+      <w:pPr/>
+      <w:r>
+        <w:rPr>
+          <w:lang w:val="en_US" w:bidi="en_US"/>
+        </w:rPr>
+      </w:r>
+      <w:r>
+        <w:rPr>
+          <w:lang w:val="en_US" w:bidi="en_US"/>
+        </w:rPr>
         <w:t>we: This word refers to the apostles and their co-workers. The apostles taught the truth and defended it against heresies, and believers (referred to as you) are admonished to protect their faith from teaching that could destroy them (</w:t>
       </w:r>
       <w:hyperlink r:id="rId23">
         <w:r>
+          <w:rPr>
+            <w:lang w:val="en_US" w:bidi="en_US"/>
+          </w:rPr>
           <w:rPr>
             <w:color w:val="0000EE"/>
             <w:u w:val="single"/>
@@ -477,77 +885,151 @@
         </w:r>
       </w:hyperlink>
       <w:r>
+        <w:rPr>
+          <w:lang w:val="en_US" w:bidi="en_US"/>
+        </w:rPr>
         <w:t>).</w:t>
       </w:r>
-      <w:r/>
-      <w:r/>
+      <w:r>
+        <w:rPr>
+          <w:lang w:val="en_US" w:bidi="en_US"/>
+        </w:rPr>
+      </w:r>
+      <w:r>
+        <w:rPr>
+          <w:lang w:val="en_US" w:bidi="en_US"/>
+        </w:rPr>
+      </w:r>
     </w:p>
     <w:p>
-      <w:r/>
+      <w:pPr/>
+      <w:r>
+        <w:rPr>
+          <w:lang w:val="en_US" w:bidi="en_US"/>
+        </w:rPr>
+      </w:r>
     </w:p>
     <w:p>
       <w:pPr>
         <w:pStyle w:val="Heading2"/>
       </w:pPr>
       <w:r>
+        <w:rPr>
+          <w:lang w:val="en_US" w:bidi="en_US"/>
+        </w:rPr>
         <w:t>2 John 1:9</w:t>
       </w:r>
-      <w:r/>
+      <w:r>
+        <w:rPr>
+          <w:lang w:val="en_US" w:bidi="en_US"/>
+        </w:rPr>
+      </w:r>
     </w:p>
     <w:p>
-      <w:r/>
-      <w:r>
+      <w:pPr/>
+      <w:r>
+        <w:rPr>
+          <w:lang w:val="en_US" w:bidi="en_US"/>
+        </w:rPr>
+      </w:r>
+      <w:r>
+        <w:rPr>
+          <w:lang w:val="en_US" w:bidi="en_US"/>
+        </w:rPr>
         <w:t xml:space="preserve">Anyone who wanders away from this teaching (literally </w:t>
       </w:r>
       <w:r>
         <w:rPr>
           <w:i/>
+          <w:lang w:val="en_US" w:bidi="en_US"/>
         </w:rPr>
         <w:t>everyone going beyond and not remaining in the teaching</w:t>
       </w:r>
       <w:r>
+        <w:rPr>
+          <w:lang w:val="en_US" w:bidi="en_US"/>
+        </w:rPr>
         <w:t xml:space="preserve">): To </w:t>
       </w:r>
       <w:r>
         <w:rPr>
           <w:i/>
+          <w:lang w:val="en_US" w:bidi="en_US"/>
         </w:rPr>
         <w:t>go beyond</w:t>
       </w:r>
       <w:r>
+        <w:rPr>
+          <w:lang w:val="en_US" w:bidi="en_US"/>
+        </w:rPr>
         <w:t xml:space="preserve"> is to contradict the apostolic teachings about Jesus Christ and believe things about Jesus that were not taught by the apostles. This is a warning to the church not to listen to the false teachers.</w:t>
       </w:r>
-      <w:r/>
-      <w:r/>
+      <w:r>
+        <w:rPr>
+          <w:lang w:val="en_US" w:bidi="en_US"/>
+        </w:rPr>
+      </w:r>
+      <w:r>
+        <w:rPr>
+          <w:lang w:val="en_US" w:bidi="en_US"/>
+        </w:rPr>
+      </w:r>
     </w:p>
     <w:p>
-      <w:r/>
+      <w:pPr/>
+      <w:r>
+        <w:rPr>
+          <w:lang w:val="en_US" w:bidi="en_US"/>
+        </w:rPr>
+      </w:r>
     </w:p>
     <w:p>
       <w:pPr>
         <w:pStyle w:val="Heading2"/>
       </w:pPr>
       <w:r>
+        <w:rPr>
+          <w:lang w:val="en_US" w:bidi="en_US"/>
+        </w:rPr>
         <w:t>2 John 1:10–11</w:t>
       </w:r>
-      <w:r/>
+      <w:r>
+        <w:rPr>
+          <w:lang w:val="en_US" w:bidi="en_US"/>
+        </w:rPr>
+      </w:r>
     </w:p>
     <w:p>
-      <w:r/>
-      <w:r>
+      <w:pPr/>
+      <w:r>
+        <w:rPr>
+          <w:lang w:val="en_US" w:bidi="en_US"/>
+        </w:rPr>
+      </w:r>
+      <w:r>
+        <w:rPr>
+          <w:lang w:val="en_US" w:bidi="en_US"/>
+        </w:rPr>
         <w:t>Believers should not invite that person</w:t>
       </w:r>
       <w:r>
         <w:rPr>
           <w:i/>
+          <w:lang w:val="en_US" w:bidi="en_US"/>
         </w:rPr>
         <w:t>,</w:t>
       </w:r>
       <w:r>
+        <w:rPr>
+          <w:lang w:val="en_US" w:bidi="en_US"/>
+        </w:rPr>
         <w:t xml:space="preserve"> who does not teach the truth about Christ, into their homes. The early churches met in homes (see </w:t>
       </w:r>
       <w:hyperlink r:id="rId24">
         <w:r>
+          <w:rPr>
+            <w:lang w:val="en_US" w:bidi="en_US"/>
+          </w:rPr>
           <w:rPr>
             <w:color w:val="0000EE"/>
             <w:u w:val="single"/>
@@ -556,10 +1038,16 @@
         </w:r>
       </w:hyperlink>
       <w:r>
+        <w:rPr>
+          <w:lang w:val="en_US" w:bidi="en_US"/>
+        </w:rPr>
         <w:t xml:space="preserve">; </w:t>
       </w:r>
       <w:hyperlink r:id="rId25">
         <w:r>
+          <w:rPr>
+            <w:lang w:val="en_US" w:bidi="en_US"/>
+          </w:rPr>
           <w:rPr>
             <w:color w:val="0000EE"/>
             <w:u w:val="single"/>
@@ -568,10 +1056,16 @@
         </w:r>
       </w:hyperlink>
       <w:r>
+        <w:rPr>
+          <w:lang w:val="en_US" w:bidi="en_US"/>
+        </w:rPr>
         <w:t xml:space="preserve">; </w:t>
       </w:r>
       <w:hyperlink r:id="rId26">
         <w:r>
+          <w:rPr>
+            <w:lang w:val="en_US" w:bidi="en_US"/>
+          </w:rPr>
           <w:rPr>
             <w:color w:val="0000EE"/>
             <w:u w:val="single"/>
@@ -580,10 +1074,16 @@
         </w:r>
       </w:hyperlink>
       <w:r>
+        <w:rPr>
+          <w:lang w:val="en_US" w:bidi="en_US"/>
+        </w:rPr>
         <w:t xml:space="preserve">; </w:t>
       </w:r>
       <w:hyperlink r:id="rId27">
         <w:r>
+          <w:rPr>
+            <w:lang w:val="en_US" w:bidi="en_US"/>
+          </w:rPr>
           <w:rPr>
             <w:color w:val="0000EE"/>
             <w:u w:val="single"/>
@@ -592,10 +1092,16 @@
         </w:r>
       </w:hyperlink>
       <w:r>
+        <w:rPr>
+          <w:lang w:val="en_US" w:bidi="en_US"/>
+        </w:rPr>
         <w:t xml:space="preserve">, </w:t>
       </w:r>
       <w:hyperlink r:id="rId28">
         <w:r>
+          <w:rPr>
+            <w:lang w:val="en_US" w:bidi="en_US"/>
+          </w:rPr>
           <w:rPr>
             <w:color w:val="0000EE"/>
             <w:u w:val="single"/>
@@ -604,10 +1110,16 @@
         </w:r>
       </w:hyperlink>
       <w:r>
+        <w:rPr>
+          <w:lang w:val="en_US" w:bidi="en_US"/>
+        </w:rPr>
         <w:t xml:space="preserve">; </w:t>
       </w:r>
       <w:hyperlink r:id="rId29">
         <w:r>
+          <w:rPr>
+            <w:lang w:val="en_US" w:bidi="en_US"/>
+          </w:rPr>
           <w:rPr>
             <w:color w:val="0000EE"/>
             <w:u w:val="single"/>
@@ -616,10 +1128,16 @@
         </w:r>
       </w:hyperlink>
       <w:r>
+        <w:rPr>
+          <w:lang w:val="en_US" w:bidi="en_US"/>
+        </w:rPr>
         <w:t xml:space="preserve">; </w:t>
       </w:r>
       <w:hyperlink r:id="rId30">
         <w:r>
+          <w:rPr>
+            <w:lang w:val="en_US" w:bidi="en_US"/>
+          </w:rPr>
           <w:rPr>
             <w:color w:val="0000EE"/>
             <w:u w:val="single"/>
@@ -628,39 +1146,77 @@
         </w:r>
       </w:hyperlink>
       <w:r>
+        <w:rPr>
+          <w:lang w:val="en_US" w:bidi="en_US"/>
+        </w:rPr>
         <w:t>), so this could refer to inviting false teachers to a meeting of the church. It could also refer to giving any form of hospitality to false teachers, which would help their mission. The only way to deal with them was to not accept them into the fellowship.</w:t>
       </w:r>
-      <w:r/>
-      <w:r/>
+      <w:r>
+        <w:rPr>
+          <w:lang w:val="en_US" w:bidi="en_US"/>
+        </w:rPr>
+      </w:r>
+      <w:r>
+        <w:rPr>
+          <w:lang w:val="en_US" w:bidi="en_US"/>
+        </w:rPr>
+      </w:r>
     </w:p>
     <w:p>
-      <w:r/>
+      <w:pPr/>
+      <w:r>
+        <w:rPr>
+          <w:lang w:val="en_US" w:bidi="en_US"/>
+        </w:rPr>
+      </w:r>
     </w:p>
     <w:p>
       <w:pPr>
         <w:pStyle w:val="Heading2"/>
       </w:pPr>
       <w:r>
+        <w:rPr>
+          <w:lang w:val="en_US" w:bidi="en_US"/>
+        </w:rPr>
         <w:t>2 John 1:12</w:t>
       </w:r>
-      <w:r/>
+      <w:r>
+        <w:rPr>
+          <w:lang w:val="en_US" w:bidi="en_US"/>
+        </w:rPr>
+      </w:r>
     </w:p>
     <w:p>
-      <w:r/>
-      <w:r>
+      <w:pPr/>
+      <w:r>
+        <w:rPr>
+          <w:lang w:val="en_US" w:bidi="en_US"/>
+        </w:rPr>
+      </w:r>
+      <w:r>
+        <w:rPr>
+          <w:lang w:val="en_US" w:bidi="en_US"/>
+        </w:rPr>
         <w:t xml:space="preserve">Our English idiom face to face has the same meaning as the Greek idiom used here (literally </w:t>
       </w:r>
       <w:r>
         <w:rPr>
           <w:i/>
+          <w:lang w:val="en_US" w:bidi="en_US"/>
         </w:rPr>
         <w:t>mouth to mouth;</w:t>
       </w:r>
       <w:r>
+        <w:rPr>
+          <w:lang w:val="en_US" w:bidi="en_US"/>
+        </w:rPr>
         <w:t xml:space="preserve"> see also </w:t>
       </w:r>
       <w:hyperlink r:id="rId31">
         <w:r>
+          <w:rPr>
+            <w:lang w:val="en_US" w:bidi="en_US"/>
+          </w:rPr>
           <w:rPr>
             <w:color w:val="0000EE"/>
             <w:u w:val="single"/>
@@ -669,30 +1225,64 @@
         </w:r>
       </w:hyperlink>
       <w:r>
+        <w:rPr>
+          <w:lang w:val="en_US" w:bidi="en_US"/>
+        </w:rPr>
         <w:t>). • Then our joy will be complete: Our relationship with Christ is not merely a private experience; we experience the fullest joy in harmonious fellowship with other believers.</w:t>
       </w:r>
-      <w:r/>
-      <w:r/>
+      <w:r>
+        <w:rPr>
+          <w:lang w:val="en_US" w:bidi="en_US"/>
+        </w:rPr>
+      </w:r>
+      <w:r>
+        <w:rPr>
+          <w:lang w:val="en_US" w:bidi="en_US"/>
+        </w:rPr>
+      </w:r>
     </w:p>
     <w:p>
-      <w:r/>
+      <w:pPr/>
+      <w:r>
+        <w:rPr>
+          <w:lang w:val="en_US" w:bidi="en_US"/>
+        </w:rPr>
+      </w:r>
     </w:p>
     <w:p>
       <w:pPr>
         <w:pStyle w:val="Heading2"/>
       </w:pPr>
       <w:r>
+        <w:rPr>
+          <w:lang w:val="en_US" w:bidi="en_US"/>
+        </w:rPr>
         <w:t>2 John 1:13</w:t>
       </w:r>
-      <w:r/>
+      <w:r>
+        <w:rPr>
+          <w:lang w:val="en_US" w:bidi="en_US"/>
+        </w:rPr>
+      </w:r>
     </w:p>
     <w:p>
-      <w:r/>
-      <w:r>
+      <w:pPr/>
+      <w:r>
+        <w:rPr>
+          <w:lang w:val="en_US" w:bidi="en_US"/>
+        </w:rPr>
+      </w:r>
+      <w:r>
+        <w:rPr>
+          <w:lang w:val="en_US" w:bidi="en_US"/>
+        </w:rPr>
         <w:t xml:space="preserve">from the children of your sister: This probably refers to the sister church in Ephesus and its members, with whom John was staying (see </w:t>
       </w:r>
       <w:hyperlink r:id="rId32">
         <w:r>
+          <w:rPr>
+            <w:lang w:val="en_US" w:bidi="en_US"/>
+          </w:rPr>
           <w:rPr>
             <w:color w:val="0000EE"/>
             <w:u w:val="single"/>
@@ -701,10 +1291,21 @@
         </w:r>
       </w:hyperlink>
       <w:r>
+        <w:rPr>
+          <w:lang w:val="en_US" w:bidi="en_US"/>
+        </w:rPr>
         <w:t>). John lived in that region and cared for several churches.</w:t>
       </w:r>
-      <w:r/>
-      <w:r/>
+      <w:r>
+        <w:rPr>
+          <w:lang w:val="en_US" w:bidi="en_US"/>
+        </w:rPr>
+      </w:r>
+      <w:r>
+        <w:rPr>
+          <w:lang w:val="en_US" w:bidi="en_US"/>
+        </w:rPr>
+      </w:r>
     </w:p>
     <w:sectPr>
       <w:footnotePr>
@@ -2606,7 +3207,7 @@
     <w:rPrDefault>
       <w:rPr>
         <w:rFonts w:ascii="Times New Roman" w:eastAsia="Times New Roman" w:hAnsi="Times New Roman" w:cs="Times New Roman"/>
-        <w:lang w:val="en-US" w:eastAsia="en-US" w:bidi="ar-SA"/>
+        <w:lang w:val="en_US" w:eastAsia="en-US" w:bidi="ar-SA"/>
       </w:rPr>
     </w:rPrDefault>
     <w:pPrDefault/>

--- a/eng/docx/63.content.docx
+++ b/eng/docx/63.content.docx
@@ -241,43 +241,79 @@
       </w:r>
     </w:p>
     <w:p>
-      <w:pPr/>
-      <w:r>
-        <w:rPr>
-          <w:lang w:val="en_US" w:bidi="en_US"/>
-        </w:rPr>
-      </w:r>
-      <w:r>
-        <w:rPr>
-          <w:lang w:val="en_US" w:bidi="en_US"/>
-        </w:rPr>
-        <w:t xml:space="preserve">This letter is from John, the elder: The translators have added </w:t>
+      <w:pPr>
+        <w:pStyle w:val="ListBullet"/>
+        <w:spacing w:line="240" w:lineRule="auto"/>
+        <w:ind w:left="720"/>
+      </w:pPr>
+      <w:r>
+        <w:rPr>
+          <w:lang w:val="en_US" w:bidi="en_US"/>
+        </w:rPr>
       </w:r>
       <w:r>
         <w:rPr>
           <w:i/>
           <w:lang w:val="en_US" w:bidi="en_US"/>
         </w:rPr>
-        <w:t>John</w:t>
-      </w:r>
-      <w:r>
-        <w:rPr>
-          <w:lang w:val="en_US" w:bidi="en_US"/>
-        </w:rPr>
-        <w:t xml:space="preserve"> for clarification; John refers to himself as </w:t>
+        <w:t>The elder</w:t>
+      </w:r>
+      <w:r>
+        <w:rPr>
+          <w:lang w:val="en_US" w:bidi="en_US"/>
+        </w:rPr>
+        <w:t>: The apostle John calls himself “the elder” to affirm his authority in the church.</w:t>
+      </w:r>
+    </w:p>
+    <w:p>
+      <w:pPr>
+        <w:pStyle w:val="ListBullet"/>
+        <w:spacing w:line="240" w:lineRule="auto"/>
+        <w:ind w:left="720"/>
+      </w:pPr>
+      <w:r>
+        <w:rPr>
+          <w:lang w:val="en_US" w:bidi="en_US"/>
+        </w:rPr>
       </w:r>
       <w:r>
         <w:rPr>
           <w:i/>
           <w:lang w:val="en_US" w:bidi="en_US"/>
         </w:rPr>
-        <w:t>the elder</w:t>
-      </w:r>
-      <w:r>
-        <w:rPr>
-          <w:lang w:val="en_US" w:bidi="en_US"/>
-        </w:rPr>
-        <w:t xml:space="preserve"> to affirm his authority in the church. • to the chosen lady (Greek kuria) and to her children: The Greek word kuria could be the name of a specific individual; more likely, it refers to a particular local church and its believers (cp. </w:t>
+        <w:t>To the chosen lady</w:t>
+      </w:r>
+      <w:r>
+        <w:rPr>
+          <w:lang w:val="en_US" w:bidi="en_US"/>
+        </w:rPr>
+        <w:t xml:space="preserve"> </w:t>
+      </w:r>
+      <w:r>
+        <w:rPr>
+          <w:i/>
+          <w:lang w:val="en_US" w:bidi="en_US"/>
+        </w:rPr>
+        <w:t>and her children</w:t>
+      </w:r>
+      <w:r>
+        <w:rPr>
+          <w:lang w:val="en_US" w:bidi="en_US"/>
+        </w:rPr>
+        <w:t xml:space="preserve">: The Greek word </w:t>
+      </w:r>
+      <w:r>
+        <w:rPr>
+          <w:i/>
+          <w:lang w:val="en_US" w:bidi="en_US"/>
+        </w:rPr>
+        <w:t>kuria</w:t>
+      </w:r>
+      <w:r>
+        <w:rPr>
+          <w:lang w:val="en_US" w:bidi="en_US"/>
+        </w:rPr>
+        <w:t xml:space="preserve"> could be the name of a specific woman. However, it more likely refers to a local church and its members (see </w:t>
       </w:r>
       <w:hyperlink r:id="rId13">
         <w:r>
@@ -295,7 +331,32 @@
         <w:rPr>
           <w:lang w:val="en_US" w:bidi="en_US"/>
         </w:rPr>
-        <w:t xml:space="preserve">). • whom I love in the truth: This either means “truly love” (see </w:t>
+        <w:t>).</w:t>
+      </w:r>
+    </w:p>
+    <w:p>
+      <w:pPr>
+        <w:pStyle w:val="ListBullet"/>
+        <w:spacing w:line="240" w:lineRule="auto"/>
+        <w:ind w:left="720"/>
+      </w:pPr>
+      <w:r>
+        <w:rPr>
+          <w:lang w:val="en_US" w:bidi="en_US"/>
+        </w:rPr>
+      </w:r>
+      <w:r>
+        <w:rPr>
+          <w:i/>
+          <w:lang w:val="en_US" w:bidi="en_US"/>
+        </w:rPr>
+        <w:t>whom I love in the truth</w:t>
+      </w:r>
+      <w:r>
+        <w:rPr>
+          <w:lang w:val="en_US" w:bidi="en_US"/>
+        </w:rPr>
+        <w:t xml:space="preserve">: This could mean “truly love” (see </w:t>
       </w:r>
       <w:hyperlink r:id="rId14">
         <w:r>
@@ -313,7 +374,7 @@
         <w:rPr>
           <w:lang w:val="en_US" w:bidi="en_US"/>
         </w:rPr>
-        <w:t>) or, more likely, it refers to love between those who profess the same truth about Christ in contrast to the lies of the false teachers (</w:t>
+        <w:t>). More likely, it refers to the love shared by people who confess the same truth about Christ. This truth stands in contrast to the lies taught by the false teachers (</w:t>
       </w:r>
       <w:hyperlink r:id="rId15">
         <w:r>
@@ -342,14 +403,14 @@
             <w:color w:val="0000EE"/>
             <w:u w:val="single"/>
           </w:rPr>
-          <w:t>1 Jn 2:21–23</w:t>
+          <w:t>1 John 2:21–23</w:t>
         </w:r>
       </w:hyperlink>
       <w:r>
         <w:rPr>
           <w:lang w:val="en_US" w:bidi="en_US"/>
         </w:rPr>
-        <w:t xml:space="preserve">). John emphasizes the pronoun </w:t>
+        <w:t xml:space="preserve">). John stresses the pronoun </w:t>
       </w:r>
       <w:r>
         <w:rPr>
@@ -362,7 +423,7 @@
         <w:rPr>
           <w:lang w:val="en_US" w:bidi="en_US"/>
         </w:rPr>
-        <w:t xml:space="preserve"> to contrast sharply with the lovelessness of the false teachers, who rejected the true church.</w:t>
+        <w:t xml:space="preserve"> to emphasize the difference from the false teachers, who lack love and reject the true church.</w:t>
       </w:r>
       <w:r>
         <w:rPr>
@@ -400,17 +461,39 @@
       </w:r>
     </w:p>
     <w:p>
-      <w:pPr/>
-      <w:r>
-        <w:rPr>
-          <w:lang w:val="en_US" w:bidi="en_US"/>
-        </w:rPr>
-      </w:r>
-      <w:r>
-        <w:rPr>
-          <w:lang w:val="en_US" w:bidi="en_US"/>
-        </w:rPr>
-        <w:t xml:space="preserve">John begins with a standard introduction for a personal letter. • John mentions truth four times in this brief introduction and once in </w:t>
+      <w:pPr>
+        <w:pStyle w:val="ListBullet"/>
+        <w:spacing w:line="240" w:lineRule="auto"/>
+        <w:ind w:left="720"/>
+      </w:pPr>
+      <w:r>
+        <w:rPr>
+          <w:lang w:val="en_US" w:bidi="en_US"/>
+        </w:rPr>
+      </w:r>
+      <w:r>
+        <w:rPr>
+          <w:lang w:val="en_US" w:bidi="en_US"/>
+        </w:rPr>
+        <w:t xml:space="preserve">The apostle John begins a common introduction for a personal letter. </w:t>
+      </w:r>
+    </w:p>
+    <w:p>
+      <w:pPr>
+        <w:pStyle w:val="ListBullet"/>
+        <w:spacing w:line="240" w:lineRule="auto"/>
+        <w:ind w:left="720"/>
+      </w:pPr>
+      <w:r>
+        <w:rPr>
+          <w:lang w:val="en_US" w:bidi="en_US"/>
+        </w:rPr>
+      </w:r>
+      <w:r>
+        <w:rPr>
+          <w:lang w:val="en_US" w:bidi="en_US"/>
+        </w:rPr>
+        <w:t xml:space="preserve">He mentions truth four times in this short opening and once more in </w:t>
       </w:r>
       <w:hyperlink r:id="rId17">
         <w:r>
@@ -428,7 +511,7 @@
         <w:rPr>
           <w:lang w:val="en_US" w:bidi="en_US"/>
         </w:rPr>
-        <w:t>. John wanted his readers to know and live out the truths about Jesus Christ and their relationship with him and not to be led astray by false teachers.</w:t>
+        <w:t>. John wanted his readers to know the truths about Jesus Christ, to live according to those truths, and not to be led away by false teachers.</w:t>
       </w:r>
       <w:r>
         <w:rPr>
@@ -476,7 +559,7 @@
         <w:rPr>
           <w:lang w:val="en_US" w:bidi="en_US"/>
         </w:rPr>
-        <w:t xml:space="preserve">Christian love is rooted in knowing the truth. The truth that lives in us is more than just facts or doctrine; it is the presence of God (see </w:t>
+        <w:t xml:space="preserve">Christian love comes from understanding the truth. The truth that lives in us is more than just facts or teachings. The truth is the presence of God, who will be with us forever (see </w:t>
       </w:r>
       <w:hyperlink r:id="rId18">
         <w:r>
@@ -494,7 +577,7 @@
         <w:rPr>
           <w:lang w:val="en_US" w:bidi="en_US"/>
         </w:rPr>
-        <w:t>), who will be with us forever.</w:t>
+        <w:t>).</w:t>
       </w:r>
       <w:r>
         <w:rPr>
@@ -540,22 +623,16 @@
       </w:r>
       <w:r>
         <w:rPr>
-          <w:lang w:val="en_US" w:bidi="en_US"/>
-        </w:rPr>
-        <w:t>Grace, mercy, and peace are blessings of which John is confident for those who live in truth and love</w:t>
-      </w:r>
-      <w:r>
-        <w:rPr>
           <w:i/>
           <w:lang w:val="en_US" w:bidi="en_US"/>
         </w:rPr>
-        <w:t>,</w:t>
-      </w:r>
-      <w:r>
-        <w:rPr>
-          <w:lang w:val="en_US" w:bidi="en_US"/>
-        </w:rPr>
-        <w:t xml:space="preserve"> and who demonstrate by their actions that they are God’s children.</w:t>
+        <w:t>Grace, mercy, and peace</w:t>
+      </w:r>
+      <w:r>
+        <w:rPr>
+          <w:lang w:val="en_US" w:bidi="en_US"/>
+        </w:rPr>
+        <w:t xml:space="preserve"> are blessings that John is confident God will give. These blessings are for people who live in truth and love and who show by their actions that they belong to God.</w:t>
       </w:r>
       <w:r>
         <w:rPr>
@@ -621,7 +698,7 @@
         <w:rPr>
           <w:lang w:val="en_US" w:bidi="en_US"/>
         </w:rPr>
-        <w:t>) to the readers’ situation. Living in truth and love means maintaining fellowship with true Christians (</w:t>
+        <w:t>) to the situation of those he is writing to. Living in truth and love means maintaining unity or fellowship with true Christians (</w:t>
       </w:r>
       <w:hyperlink r:id="rId20">
         <w:r>
@@ -639,7 +716,7 @@
         <w:rPr>
           <w:lang w:val="en_US" w:bidi="en_US"/>
         </w:rPr>
-        <w:t>), but also discerning false teachers and refusing to listen to them or help them (</w:t>
+        <w:t>). It also involves recognizing false teachers and choosing not to listen to or support them (</w:t>
       </w:r>
       <w:hyperlink r:id="rId21">
         <w:r>
@@ -703,16 +780,16 @@
       </w:r>
       <w:r>
         <w:rPr>
-          <w:lang w:val="en_US" w:bidi="en_US"/>
-        </w:rPr>
-        <w:t xml:space="preserve">I am writing to remind you, dear friends: Literally </w:t>
-      </w:r>
-      <w:r>
-        <w:rPr>
           <w:i/>
           <w:lang w:val="en_US" w:bidi="en_US"/>
         </w:rPr>
-        <w:t>I urge you, lady.</w:t>
+        <w:t>I urge you, dear lady</w:t>
+      </w:r>
+      <w:r>
+        <w:rPr>
+          <w:lang w:val="en_US" w:bidi="en_US"/>
+        </w:rPr>
+        <w:t>:</w:t>
       </w:r>
       <w:r>
         <w:rPr>
@@ -768,17 +845,34 @@
       </w:r>
     </w:p>
     <w:p>
-      <w:pPr/>
-      <w:r>
-        <w:rPr>
-          <w:lang w:val="en_US" w:bidi="en_US"/>
-        </w:rPr>
-      </w:r>
-      <w:r>
-        <w:rPr>
-          <w:lang w:val="en_US" w:bidi="en_US"/>
-        </w:rPr>
-        <w:t xml:space="preserve">many deceivers have gone out into the world: Docetists were denying that Jesus Christ came in a real body. John refuted this heresy in his first letter (see </w:t>
+      <w:pPr>
+        <w:pStyle w:val="ListBullet"/>
+        <w:spacing w:line="240" w:lineRule="auto"/>
+        <w:ind w:left="720"/>
+      </w:pPr>
+      <w:r>
+        <w:rPr>
+          <w:lang w:val="en_US" w:bidi="en_US"/>
+        </w:rPr>
+      </w:r>
+      <w:r>
+        <w:rPr>
+          <w:i/>
+          <w:lang w:val="en_US" w:bidi="en_US"/>
+        </w:rPr>
+        <w:t>Many deceivers have gone out into the world</w:t>
+      </w:r>
+      <w:r>
+        <w:rPr>
+          <w:lang w:val="en_US" w:bidi="en_US"/>
+        </w:rPr>
+        <w:t>:</w:t>
+      </w:r>
+      <w:r>
+        <w:rPr>
+          <w:lang w:val="en_US" w:bidi="en_US"/>
+        </w:rPr>
+        <w:t xml:space="preserve"> These people included the Docetists, who denied that Jesus Christ came in a real human body. John argued strongly against this false teaching in his first letter (see </w:t>
       </w:r>
       <w:hyperlink r:id="rId22">
         <w:r>
@@ -789,40 +883,45 @@
             <w:color w:val="0000EE"/>
             <w:u w:val="single"/>
           </w:rPr>
-          <w:t>1 Jn 4:2–3</w:t>
+          <w:t>1 John 4:2–3</w:t>
         </w:r>
       </w:hyperlink>
       <w:r>
         <w:rPr>
           <w:lang w:val="en_US" w:bidi="en_US"/>
         </w:rPr>
-        <w:t>). • A false teacher is a deceiver</w:t>
+        <w:t>).</w:t>
+      </w:r>
+    </w:p>
+    <w:p>
+      <w:pPr>
+        <w:pStyle w:val="ListBullet"/>
+        <w:spacing w:line="240" w:lineRule="auto"/>
+        <w:ind w:left="720"/>
+      </w:pPr>
+      <w:r>
+        <w:rPr>
+          <w:lang w:val="en_US" w:bidi="en_US"/>
+        </w:rPr>
+      </w:r>
+      <w:r>
+        <w:rPr>
+          <w:lang w:val="en_US" w:bidi="en_US"/>
+        </w:rPr>
+        <w:t xml:space="preserve">A false teacher is a deceiver because they mislead believers who are not careful. Such a person is also an antichrist because they turn people away from the true Christ. By using this strong apocalyptic title, </w:t>
       </w:r>
       <w:r>
         <w:rPr>
           <w:i/>
           <w:lang w:val="en_US" w:bidi="en_US"/>
         </w:rPr>
-        <w:t>,</w:t>
-      </w:r>
-      <w:r>
-        <w:rPr>
-          <w:lang w:val="en_US" w:bidi="en_US"/>
-        </w:rPr>
-        <w:t xml:space="preserve"> because they mislead unwary believers, and an antichrist</w:t>
-      </w:r>
-      <w:r>
-        <w:rPr>
-          <w:i/>
-          <w:lang w:val="en_US" w:bidi="en_US"/>
-        </w:rPr>
-        <w:t>,</w:t>
-      </w:r>
-      <w:r>
-        <w:rPr>
-          <w:lang w:val="en_US" w:bidi="en_US"/>
-        </w:rPr>
-        <w:t xml:space="preserve"> because they distract and lead people away from the true Christ. By using the apocalyptic symbol of the antichrist, John signals the severity of the heresy and the ultimate judgment upon false teachers.</w:t>
+        <w:t>antichrist</w:t>
+      </w:r>
+      <w:r>
+        <w:rPr>
+          <w:lang w:val="en_US" w:bidi="en_US"/>
+        </w:rPr>
+        <w:t>, John shows how serious this false teaching is and points to the judgment that false teachers will face.</w:t>
       </w:r>
       <w:r>
         <w:rPr>
@@ -868,9 +967,29 @@
       </w:r>
       <w:r>
         <w:rPr>
-          <w:lang w:val="en_US" w:bidi="en_US"/>
-        </w:rPr>
-        <w:t>we: This word refers to the apostles and their co-workers. The apostles taught the truth and defended it against heresies, and believers (referred to as you) are admonished to protect their faith from teaching that could destroy them (</w:t>
+          <w:i/>
+          <w:lang w:val="en_US" w:bidi="en_US"/>
+        </w:rPr>
+        <w:t>we</w:t>
+      </w:r>
+      <w:r>
+        <w:rPr>
+          <w:lang w:val="en_US" w:bidi="en_US"/>
+        </w:rPr>
+        <w:t xml:space="preserve">: This word refers to the apostles and their co-workers. The apostles taught the truth and defended it against false teachings. Believers, referred to as </w:t>
+      </w:r>
+      <w:r>
+        <w:rPr>
+          <w:i/>
+          <w:lang w:val="en_US" w:bidi="en_US"/>
+        </w:rPr>
+        <w:t>you</w:t>
+      </w:r>
+      <w:r>
+        <w:rPr>
+          <w:lang w:val="en_US" w:bidi="en_US"/>
+        </w:rPr>
+        <w:t>, are warned to guard their faith against teachings that could lead them away from God (</w:t>
       </w:r>
       <w:hyperlink r:id="rId23">
         <w:r>
@@ -934,35 +1053,42 @@
       </w:r>
       <w:r>
         <w:rPr>
-          <w:lang w:val="en_US" w:bidi="en_US"/>
-        </w:rPr>
-        <w:t xml:space="preserve">Anyone who wanders away from this teaching (literally </w:t>
-      </w:r>
-      <w:r>
-        <w:rPr>
           <w:i/>
           <w:lang w:val="en_US" w:bidi="en_US"/>
         </w:rPr>
-        <w:t>everyone going beyond and not remaining in the teaching</w:t>
-      </w:r>
-      <w:r>
-        <w:rPr>
-          <w:lang w:val="en_US" w:bidi="en_US"/>
-        </w:rPr>
-        <w:t xml:space="preserve">): To </w:t>
+        <w:t>Anyone who runs ahead without remaining in the teaching</w:t>
+      </w:r>
+      <w:r>
+        <w:rPr>
+          <w:lang w:val="en_US" w:bidi="en_US"/>
+        </w:rPr>
+        <w:t>: To</w:t>
       </w:r>
       <w:r>
         <w:rPr>
           <w:i/>
           <w:lang w:val="en_US" w:bidi="en_US"/>
         </w:rPr>
-        <w:t>go beyond</w:t>
-      </w:r>
-      <w:r>
-        <w:rPr>
-          <w:lang w:val="en_US" w:bidi="en_US"/>
-        </w:rPr>
-        <w:t xml:space="preserve"> is to contradict the apostolic teachings about Jesus Christ and believe things about Jesus that were not taught by the apostles. This is a warning to the church not to listen to the false teachers.</w:t>
+        <w:t xml:space="preserve"> run</w:t>
+      </w:r>
+      <w:r>
+        <w:rPr>
+          <w:lang w:val="en_US" w:bidi="en_US"/>
+        </w:rPr>
+        <w:t xml:space="preserve"> </w:t>
+      </w:r>
+      <w:r>
+        <w:rPr>
+          <w:i/>
+          <w:lang w:val="en_US" w:bidi="en_US"/>
+        </w:rPr>
+        <w:t>ahead</w:t>
+      </w:r>
+      <w:r>
+        <w:rPr>
+          <w:lang w:val="en_US" w:bidi="en_US"/>
+        </w:rPr>
+        <w:t xml:space="preserve"> means to disagree with the apostles' teachings about Jesus Christ and believe things the apostles did not teach. This is a warning to the church not to listen to the false teachers.</w:t>
       </w:r>
       <w:r>
         <w:rPr>
@@ -1010,20 +1136,7 @@
         <w:rPr>
           <w:lang w:val="en_US" w:bidi="en_US"/>
         </w:rPr>
-        <w:t>Believers should not invite that person</w:t>
-      </w:r>
-      <w:r>
-        <w:rPr>
-          <w:i/>
-          <w:lang w:val="en_US" w:bidi="en_US"/>
-        </w:rPr>
-        <w:t>,</w:t>
-      </w:r>
-      <w:r>
-        <w:rPr>
-          <w:lang w:val="en_US" w:bidi="en_US"/>
-        </w:rPr>
-        <w:t xml:space="preserve"> who does not teach the truth about Christ, into their homes. The early churches met in homes (see </w:t>
+        <w:t xml:space="preserve">Christians should not invite any person who does not teach the truth about Christ into their homes. In the early church, Christians met for worship in homes (see </w:t>
       </w:r>
       <w:hyperlink r:id="rId24">
         <w:r>
@@ -1124,7 +1237,7 @@
             <w:color w:val="0000EE"/>
             <w:u w:val="single"/>
           </w:rPr>
-          <w:t>Col 4:15</w:t>
+          <w:t>Colossians 4:15</w:t>
         </w:r>
       </w:hyperlink>
       <w:r>
@@ -1142,24 +1255,14 @@
             <w:color w:val="0000EE"/>
             <w:u w:val="single"/>
           </w:rPr>
-          <w:t>Phlm 1:2</w:t>
+          <w:t>Philemon 1:2</w:t>
         </w:r>
       </w:hyperlink>
       <w:r>
         <w:rPr>
           <w:lang w:val="en_US" w:bidi="en_US"/>
         </w:rPr>
-        <w:t>), so this could refer to inviting false teachers to a meeting of the church. It could also refer to giving any form of hospitality to false teachers, which would help their mission. The only way to deal with them was to not accept them into the fellowship.</w:t>
-      </w:r>
-      <w:r>
-        <w:rPr>
-          <w:lang w:val="en_US" w:bidi="en_US"/>
-        </w:rPr>
-      </w:r>
-      <w:r>
-        <w:rPr>
-          <w:lang w:val="en_US" w:bidi="en_US"/>
-        </w:rPr>
+        <w:t xml:space="preserve">). Because of this, John may be referring to inviting false teachers into a meeting of the church. </w:t>
       </w:r>
     </w:p>
     <w:p>
@@ -1169,16 +1272,16 @@
           <w:lang w:val="en_US" w:bidi="en_US"/>
         </w:rPr>
       </w:r>
-    </w:p>
-    <w:p>
-      <w:pPr>
-        <w:pStyle w:val="Heading2"/>
-      </w:pPr>
-      <w:r>
-        <w:rPr>
-          <w:lang w:val="en_US" w:bidi="en_US"/>
-        </w:rPr>
-        <w:t>2 John 1:12</w:t>
+      <w:r>
+        <w:rPr>
+          <w:lang w:val="en_US" w:bidi="en_US"/>
+        </w:rPr>
+        <w:t>This instruction may also refer to giving any type of hospitality to false teachers. Showing hospitality would support their work and help their message spread. John teaches that the only way to respond to them is to refuse to welcome them into the fellowship.</w:t>
+      </w:r>
+      <w:r>
+        <w:rPr>
+          <w:lang w:val="en_US" w:bidi="en_US"/>
+        </w:rPr>
       </w:r>
       <w:r>
         <w:rPr>
@@ -1193,24 +1296,39 @@
           <w:lang w:val="en_US" w:bidi="en_US"/>
         </w:rPr>
       </w:r>
-      <w:r>
-        <w:rPr>
-          <w:lang w:val="en_US" w:bidi="en_US"/>
-        </w:rPr>
-        <w:t xml:space="preserve">Our English idiom face to face has the same meaning as the Greek idiom used here (literally </w:t>
-      </w:r>
-      <w:r>
-        <w:rPr>
-          <w:i/>
-          <w:lang w:val="en_US" w:bidi="en_US"/>
-        </w:rPr>
-        <w:t>mouth to mouth;</w:t>
-      </w:r>
-      <w:r>
-        <w:rPr>
-          <w:lang w:val="en_US" w:bidi="en_US"/>
-        </w:rPr>
-        <w:t xml:space="preserve"> see also </w:t>
+    </w:p>
+    <w:p>
+      <w:pPr>
+        <w:pStyle w:val="Heading2"/>
+      </w:pPr>
+      <w:r>
+        <w:rPr>
+          <w:lang w:val="en_US" w:bidi="en_US"/>
+        </w:rPr>
+        <w:t>2 John 1:12</w:t>
+      </w:r>
+      <w:r>
+        <w:rPr>
+          <w:lang w:val="en_US" w:bidi="en_US"/>
+        </w:rPr>
+      </w:r>
+    </w:p>
+    <w:p>
+      <w:pPr>
+        <w:pStyle w:val="ListBullet"/>
+        <w:spacing w:line="240" w:lineRule="auto"/>
+        <w:ind w:left="720"/>
+      </w:pPr>
+      <w:r>
+        <w:rPr>
+          <w:lang w:val="en_US" w:bidi="en_US"/>
+        </w:rPr>
+      </w:r>
+      <w:r>
+        <w:rPr>
+          <w:lang w:val="en_US" w:bidi="en_US"/>
+        </w:rPr>
+        <w:t xml:space="preserve">The English expression “face to face” has the same meaning as the Greek expression used here, which is literally “mouth to mouth” (see also </w:t>
       </w:r>
       <w:hyperlink r:id="rId31">
         <w:r>
@@ -1221,14 +1339,39 @@
             <w:color w:val="0000EE"/>
             <w:u w:val="single"/>
           </w:rPr>
-          <w:t>3 Jn 1:14</w:t>
+          <w:t>3 John 1:14</w:t>
         </w:r>
       </w:hyperlink>
       <w:r>
         <w:rPr>
           <w:lang w:val="en_US" w:bidi="en_US"/>
         </w:rPr>
-        <w:t>). • Then our joy will be complete: Our relationship with Christ is not merely a private experience; we experience the fullest joy in harmonious fellowship with other believers.</w:t>
+        <w:t>).</w:t>
+      </w:r>
+    </w:p>
+    <w:p>
+      <w:pPr>
+        <w:pStyle w:val="ListBullet"/>
+        <w:spacing w:line="240" w:lineRule="auto"/>
+        <w:ind w:left="720"/>
+      </w:pPr>
+      <w:r>
+        <w:rPr>
+          <w:lang w:val="en_US" w:bidi="en_US"/>
+        </w:rPr>
+      </w:r>
+      <w:r>
+        <w:rPr>
+          <w:i/>
+          <w:lang w:val="en_US" w:bidi="en_US"/>
+        </w:rPr>
+        <w:t>so that our joy may be complete</w:t>
+      </w:r>
+      <w:r>
+        <w:rPr>
+          <w:lang w:val="en_US" w:bidi="en_US"/>
+        </w:rPr>
+        <w:t>: This means that our relationship with Christ is not only a private experience. We experience the greatest joy when we live in peaceful fellowship with other believers.</w:t>
       </w:r>
       <w:r>
         <w:rPr>
@@ -1274,9 +1417,22 @@
       </w:r>
       <w:r>
         <w:rPr>
-          <w:lang w:val="en_US" w:bidi="en_US"/>
-        </w:rPr>
-        <w:t xml:space="preserve">from the children of your sister: This probably refers to the sister church in Ephesus and its members, with whom John was staying (see </w:t>
+          <w:i/>
+          <w:lang w:val="en_US" w:bidi="en_US"/>
+        </w:rPr>
+        <w:t>The children of your elect sister</w:t>
+      </w:r>
+      <w:r>
+        <w:rPr>
+          <w:lang w:val="en_US" w:bidi="en_US"/>
+        </w:rPr>
+        <w:t>:</w:t>
+      </w:r>
+      <w:r>
+        <w:rPr>
+          <w:lang w:val="en_US" w:bidi="en_US"/>
+        </w:rPr>
+        <w:t xml:space="preserve"> This probably refers to the sister church in Ephesus and its members. John was staying with them (see </w:t>
       </w:r>
       <w:hyperlink r:id="rId32">
         <w:r>
@@ -1294,7 +1450,7 @@
         <w:rPr>
           <w:lang w:val="en_US" w:bidi="en_US"/>
         </w:rPr>
-        <w:t>). John lived in that region and cared for several churches.</w:t>
+        <w:t>). He lived in that region and cared for several churches.</w:t>
       </w:r>
       <w:r>
         <w:rPr>

--- a/eng/docx/63.content.docx
+++ b/eng/docx/63.content.docx
@@ -163,13 +163,6 @@
         <w:rPr>
           <w:lang w:val="en_US" w:bidi="en_US"/>
         </w:rPr>
-      </w:r>
-      <w:r>
-        <w:rPr>
-          <w:i/>
-          <w:lang w:val="en_US" w:bidi="en_US"/>
-        </w:rPr>
-        <w:t>2 John 1:1, 2 John 1:1–3, 2 John 1:2, 2 John 1:3, 2 John 1:4–11, 2 John 1:5, 2 John 1:7, 2 John 1:8, 2 John 1:9, 2 John 1:10–11, 2 John 1:12, 2 John 1:13</w:t>
       </w:r>
       <w:r>
         <w:rPr>

--- a/eng/docx/63.content.docx
+++ b/eng/docx/63.content.docx
@@ -150,19 +150,6 @@
           <w:lang w:val="en_US" w:bidi="en_US"/>
         </w:rPr>
         <w:t>2JN</w:t>
-      </w:r>
-      <w:r>
-        <w:rPr>
-          <w:lang w:val="en_US" w:bidi="en_US"/>
-        </w:rPr>
-      </w:r>
-    </w:p>
-    <w:p>
-      <w:pPr/>
-      <w:r>
-        <w:rPr>
-          <w:lang w:val="en_US" w:bidi="en_US"/>
-        </w:rPr>
       </w:r>
       <w:r>
         <w:rPr>

--- a/eng/docx/63.content.docx
+++ b/eng/docx/63.content.docx
@@ -19,7 +19,7 @@
         <w:rPr>
           <w:lang w:val="en_US" w:bidi="en_US"/>
         </w:rPr>
-        <w:t>Resource: Study Notes (Tyndale)</w:t>
+        <w:t>Resource: Tyndale Open Study Notes</w:t>
       </w:r>
       <w:r>
         <w:rPr>
@@ -112,7 +112,7 @@
         <w:rPr>
           <w:lang w:val="en_US" w:bidi="en_US"/>
         </w:rPr>
-        <w:t>Study Notes (Tyndale)</w:t>
+        <w:t>Tyndale Open Study Notes</w:t>
       </w:r>
     </w:p>
     <w:p>

--- a/eng/docx/63.content.docx
+++ b/eng/docx/63.content.docx
@@ -19,7 +19,7 @@
         <w:rPr>
           <w:lang w:val="en_US" w:bidi="en_US"/>
         </w:rPr>
-        <w:t>Resource: Tyndale Open Study Notes</w:t>
+        <w:t>Resource: Aquifer Open Study Notes</w:t>
       </w:r>
       <w:r>
         <w:rPr>
@@ -112,7 +112,7 @@
         <w:rPr>
           <w:lang w:val="en_US" w:bidi="en_US"/>
         </w:rPr>
-        <w:t>Tyndale Open Study Notes</w:t>
+        <w:t>Aquifer Open Study Notes</w:t>
       </w:r>
     </w:p>
     <w:p>

--- a/eng/docx/63.content.docx
+++ b/eng/docx/63.content.docx
@@ -295,18 +295,12 @@
         </w:rPr>
         <w:t xml:space="preserve"> could be the name of a specific woman. However, it more likely refers to a local church and its members (see </w:t>
       </w:r>
-      <w:hyperlink r:id="rId13">
-        <w:r>
-          <w:rPr>
-            <w:lang w:val="en_US" w:bidi="en_US"/>
-          </w:rPr>
-          <w:rPr>
-            <w:color w:val="0000EE"/>
-            <w:u w:val="single"/>
-          </w:rPr>
-          <w:t>1:13</w:t>
-        </w:r>
-      </w:hyperlink>
+      <w:r>
+        <w:rPr>
+          <w:lang w:val="en_US" w:bidi="en_US"/>
+        </w:rPr>
+        <w:t>1:13</w:t>
+      </w:r>
       <w:r>
         <w:rPr>
           <w:lang w:val="en_US" w:bidi="en_US"/>
@@ -338,54 +332,36 @@
         </w:rPr>
         <w:t xml:space="preserve">: This could mean “truly love” (see </w:t>
       </w:r>
-      <w:hyperlink r:id="rId14">
-        <w:r>
-          <w:rPr>
-            <w:lang w:val="en_US" w:bidi="en_US"/>
-          </w:rPr>
-          <w:rPr>
-            <w:color w:val="0000EE"/>
-            <w:u w:val="single"/>
-          </w:rPr>
-          <w:t>1:5–6</w:t>
-        </w:r>
-      </w:hyperlink>
+      <w:r>
+        <w:rPr>
+          <w:lang w:val="en_US" w:bidi="en_US"/>
+        </w:rPr>
+        <w:t>1:5–6</w:t>
+      </w:r>
       <w:r>
         <w:rPr>
           <w:lang w:val="en_US" w:bidi="en_US"/>
         </w:rPr>
         <w:t>). More likely, it refers to the love shared by people who confess the same truth about Christ. This truth stands in contrast to the lies taught by the false teachers (</w:t>
       </w:r>
-      <w:hyperlink r:id="rId15">
-        <w:r>
-          <w:rPr>
-            <w:lang w:val="en_US" w:bidi="en_US"/>
-          </w:rPr>
-          <w:rPr>
-            <w:color w:val="0000EE"/>
-            <w:u w:val="single"/>
-          </w:rPr>
-          <w:t>1:7</w:t>
-        </w:r>
-      </w:hyperlink>
+      <w:r>
+        <w:rPr>
+          <w:lang w:val="en_US" w:bidi="en_US"/>
+        </w:rPr>
+        <w:t>1:7</w:t>
+      </w:r>
       <w:r>
         <w:rPr>
           <w:lang w:val="en_US" w:bidi="en_US"/>
         </w:rPr>
         <w:t xml:space="preserve">; see </w:t>
       </w:r>
-      <w:hyperlink r:id="rId16">
-        <w:r>
-          <w:rPr>
-            <w:lang w:val="en_US" w:bidi="en_US"/>
-          </w:rPr>
-          <w:rPr>
-            <w:color w:val="0000EE"/>
-            <w:u w:val="single"/>
-          </w:rPr>
-          <w:t>1 John 2:21–23</w:t>
-        </w:r>
-      </w:hyperlink>
+      <w:r>
+        <w:rPr>
+          <w:lang w:val="en_US" w:bidi="en_US"/>
+        </w:rPr>
+        <w:t>1 John 2:21–23</w:t>
+      </w:r>
       <w:r>
         <w:rPr>
           <w:lang w:val="en_US" w:bidi="en_US"/>
@@ -475,18 +451,12 @@
         </w:rPr>
         <w:t xml:space="preserve">He mentions truth four times in this short opening and once more in </w:t>
       </w:r>
-      <w:hyperlink r:id="rId17">
-        <w:r>
-          <w:rPr>
-            <w:lang w:val="en_US" w:bidi="en_US"/>
-          </w:rPr>
-          <w:rPr>
-            <w:color w:val="0000EE"/>
-            <w:u w:val="single"/>
-          </w:rPr>
-          <w:t>1:4</w:t>
-        </w:r>
-      </w:hyperlink>
+      <w:r>
+        <w:rPr>
+          <w:lang w:val="en_US" w:bidi="en_US"/>
+        </w:rPr>
+        <w:t>1:4</w:t>
+      </w:r>
       <w:r>
         <w:rPr>
           <w:lang w:val="en_US" w:bidi="en_US"/>
@@ -541,18 +511,12 @@
         </w:rPr>
         <w:t xml:space="preserve">Christian love comes from understanding the truth. The truth that lives in us is more than just facts or teachings. The truth is the presence of God, who will be with us forever (see </w:t>
       </w:r>
-      <w:hyperlink r:id="rId18">
-        <w:r>
-          <w:rPr>
-            <w:lang w:val="en_US" w:bidi="en_US"/>
-          </w:rPr>
-          <w:rPr>
-            <w:color w:val="0000EE"/>
-            <w:u w:val="single"/>
-          </w:rPr>
-          <w:t>John 14:15–17</w:t>
-        </w:r>
-      </w:hyperlink>
+      <w:r>
+        <w:rPr>
+          <w:lang w:val="en_US" w:bidi="en_US"/>
+        </w:rPr>
+        <w:t>John 14:15–17</w:t>
+      </w:r>
       <w:r>
         <w:rPr>
           <w:lang w:val="en_US" w:bidi="en_US"/>
@@ -662,54 +626,36 @@
         </w:rPr>
         <w:t>John now applies the truth and love that he mentioned in the introduction (</w:t>
       </w:r>
-      <w:hyperlink r:id="rId19">
-        <w:r>
-          <w:rPr>
-            <w:lang w:val="en_US" w:bidi="en_US"/>
-          </w:rPr>
-          <w:rPr>
-            <w:color w:val="0000EE"/>
-            <w:u w:val="single"/>
-          </w:rPr>
-          <w:t>1:1–3</w:t>
-        </w:r>
-      </w:hyperlink>
+      <w:r>
+        <w:rPr>
+          <w:lang w:val="en_US" w:bidi="en_US"/>
+        </w:rPr>
+        <w:t>1:1–3</w:t>
+      </w:r>
       <w:r>
         <w:rPr>
           <w:lang w:val="en_US" w:bidi="en_US"/>
         </w:rPr>
         <w:t>) to the situation of those he is writing to. Living in truth and love means maintaining unity or fellowship with true Christians (</w:t>
       </w:r>
-      <w:hyperlink r:id="rId20">
-        <w:r>
-          <w:rPr>
-            <w:lang w:val="en_US" w:bidi="en_US"/>
-          </w:rPr>
-          <w:rPr>
-            <w:color w:val="0000EE"/>
-            <w:u w:val="single"/>
-          </w:rPr>
-          <w:t>1:4–6</w:t>
-        </w:r>
-      </w:hyperlink>
+      <w:r>
+        <w:rPr>
+          <w:lang w:val="en_US" w:bidi="en_US"/>
+        </w:rPr>
+        <w:t>1:4–6</w:t>
+      </w:r>
       <w:r>
         <w:rPr>
           <w:lang w:val="en_US" w:bidi="en_US"/>
         </w:rPr>
         <w:t>). It also involves recognizing false teachers and choosing not to listen to or support them (</w:t>
       </w:r>
-      <w:hyperlink r:id="rId21">
-        <w:r>
-          <w:rPr>
-            <w:lang w:val="en_US" w:bidi="en_US"/>
-          </w:rPr>
-          <w:rPr>
-            <w:color w:val="0000EE"/>
-            <w:u w:val="single"/>
-          </w:rPr>
-          <w:t>1:7–11</w:t>
-        </w:r>
-      </w:hyperlink>
+      <w:r>
+        <w:rPr>
+          <w:lang w:val="en_US" w:bidi="en_US"/>
+        </w:rPr>
+        <w:t>1:7–11</w:t>
+      </w:r>
       <w:r>
         <w:rPr>
           <w:lang w:val="en_US" w:bidi="en_US"/>
@@ -854,18 +800,12 @@
         </w:rPr>
         <w:t xml:space="preserve"> These people included the Docetists, who denied that Jesus Christ came in a real human body. John argued strongly against this false teaching in his first letter (see </w:t>
       </w:r>
-      <w:hyperlink r:id="rId22">
-        <w:r>
-          <w:rPr>
-            <w:lang w:val="en_US" w:bidi="en_US"/>
-          </w:rPr>
-          <w:rPr>
-            <w:color w:val="0000EE"/>
-            <w:u w:val="single"/>
-          </w:rPr>
-          <w:t>1 John 4:2–3</w:t>
-        </w:r>
-      </w:hyperlink>
+      <w:r>
+        <w:rPr>
+          <w:lang w:val="en_US" w:bidi="en_US"/>
+        </w:rPr>
+        <w:t>1 John 4:2–3</w:t>
+      </w:r>
       <w:r>
         <w:rPr>
           <w:lang w:val="en_US" w:bidi="en_US"/>
@@ -971,18 +911,12 @@
         </w:rPr>
         <w:t>, are warned to guard their faith against teachings that could lead them away from God (</w:t>
       </w:r>
-      <w:hyperlink r:id="rId23">
-        <w:r>
-          <w:rPr>
-            <w:lang w:val="en_US" w:bidi="en_US"/>
-          </w:rPr>
-          <w:rPr>
-            <w:color w:val="0000EE"/>
-            <w:u w:val="single"/>
-          </w:rPr>
-          <w:t>1:9</w:t>
-        </w:r>
-      </w:hyperlink>
+      <w:r>
+        <w:rPr>
+          <w:lang w:val="en_US" w:bidi="en_US"/>
+        </w:rPr>
+        <w:t>1:9</w:t>
+      </w:r>
       <w:r>
         <w:rPr>
           <w:lang w:val="en_US" w:bidi="en_US"/>
@@ -1118,126 +1052,84 @@
         </w:rPr>
         <w:t xml:space="preserve">Christians should not invite any person who does not teach the truth about Christ into their homes. In the early church, Christians met for worship in homes (see </w:t>
       </w:r>
-      <w:hyperlink r:id="rId24">
-        <w:r>
-          <w:rPr>
-            <w:lang w:val="en_US" w:bidi="en_US"/>
-          </w:rPr>
-          <w:rPr>
-            <w:color w:val="0000EE"/>
-            <w:u w:val="single"/>
-          </w:rPr>
-          <w:t>Acts 2:46</w:t>
-        </w:r>
-      </w:hyperlink>
+      <w:r>
+        <w:rPr>
+          <w:lang w:val="en_US" w:bidi="en_US"/>
+        </w:rPr>
+        <w:t>Acts 2:46</w:t>
+      </w:r>
       <w:r>
         <w:rPr>
           <w:lang w:val="en_US" w:bidi="en_US"/>
         </w:rPr>
         <w:t xml:space="preserve">; </w:t>
       </w:r>
-      <w:hyperlink r:id="rId25">
-        <w:r>
-          <w:rPr>
-            <w:lang w:val="en_US" w:bidi="en_US"/>
-          </w:rPr>
-          <w:rPr>
-            <w:color w:val="0000EE"/>
-            <w:u w:val="single"/>
-          </w:rPr>
-          <w:t>5:42</w:t>
-        </w:r>
-      </w:hyperlink>
+      <w:r>
+        <w:rPr>
+          <w:lang w:val="en_US" w:bidi="en_US"/>
+        </w:rPr>
+        <w:t>5:42</w:t>
+      </w:r>
       <w:r>
         <w:rPr>
           <w:lang w:val="en_US" w:bidi="en_US"/>
         </w:rPr>
         <w:t xml:space="preserve">; </w:t>
       </w:r>
-      <w:hyperlink r:id="rId26">
-        <w:r>
-          <w:rPr>
-            <w:lang w:val="en_US" w:bidi="en_US"/>
-          </w:rPr>
-          <w:rPr>
-            <w:color w:val="0000EE"/>
-            <w:u w:val="single"/>
-          </w:rPr>
-          <w:t>8:3</w:t>
-        </w:r>
-      </w:hyperlink>
+      <w:r>
+        <w:rPr>
+          <w:lang w:val="en_US" w:bidi="en_US"/>
+        </w:rPr>
+        <w:t>8:3</w:t>
+      </w:r>
       <w:r>
         <w:rPr>
           <w:lang w:val="en_US" w:bidi="en_US"/>
         </w:rPr>
         <w:t xml:space="preserve">; </w:t>
       </w:r>
-      <w:hyperlink r:id="rId27">
-        <w:r>
-          <w:rPr>
-            <w:lang w:val="en_US" w:bidi="en_US"/>
-          </w:rPr>
-          <w:rPr>
-            <w:color w:val="0000EE"/>
-            <w:u w:val="single"/>
-          </w:rPr>
-          <w:t>12:5</w:t>
-        </w:r>
-      </w:hyperlink>
+      <w:r>
+        <w:rPr>
+          <w:lang w:val="en_US" w:bidi="en_US"/>
+        </w:rPr>
+        <w:t>12:5</w:t>
+      </w:r>
       <w:r>
         <w:rPr>
           <w:lang w:val="en_US" w:bidi="en_US"/>
         </w:rPr>
         <w:t xml:space="preserve">, </w:t>
       </w:r>
-      <w:hyperlink r:id="rId28">
-        <w:r>
-          <w:rPr>
-            <w:lang w:val="en_US" w:bidi="en_US"/>
-          </w:rPr>
-          <w:rPr>
-            <w:color w:val="0000EE"/>
-            <w:u w:val="single"/>
-          </w:rPr>
-          <w:t>12</w:t>
-        </w:r>
-      </w:hyperlink>
+      <w:r>
+        <w:rPr>
+          <w:lang w:val="en_US" w:bidi="en_US"/>
+        </w:rPr>
+        <w:t>12</w:t>
+      </w:r>
       <w:r>
         <w:rPr>
           <w:lang w:val="en_US" w:bidi="en_US"/>
         </w:rPr>
         <w:t xml:space="preserve">; </w:t>
       </w:r>
-      <w:hyperlink r:id="rId29">
-        <w:r>
-          <w:rPr>
-            <w:lang w:val="en_US" w:bidi="en_US"/>
-          </w:rPr>
-          <w:rPr>
-            <w:color w:val="0000EE"/>
-            <w:u w:val="single"/>
-          </w:rPr>
-          <w:t>Colossians 4:15</w:t>
-        </w:r>
-      </w:hyperlink>
+      <w:r>
+        <w:rPr>
+          <w:lang w:val="en_US" w:bidi="en_US"/>
+        </w:rPr>
+        <w:t>Colossians 4:15</w:t>
+      </w:r>
       <w:r>
         <w:rPr>
           <w:lang w:val="en_US" w:bidi="en_US"/>
         </w:rPr>
         <w:t xml:space="preserve">; </w:t>
       </w:r>
-      <w:hyperlink r:id="rId30">
-        <w:r>
-          <w:rPr>
-            <w:lang w:val="en_US" w:bidi="en_US"/>
-          </w:rPr>
-          <w:rPr>
-            <w:color w:val="0000EE"/>
-            <w:u w:val="single"/>
-          </w:rPr>
-          <w:t>Philemon 1:2</w:t>
-        </w:r>
-      </w:hyperlink>
+      <w:r>
+        <w:rPr>
+          <w:lang w:val="en_US" w:bidi="en_US"/>
+        </w:rPr>
+        <w:t>Philemon 1:2</w:t>
+      </w:r>
       <w:r>
         <w:rPr>
           <w:lang w:val="en_US" w:bidi="en_US"/>
@@ -1310,18 +1202,12 @@
         </w:rPr>
         <w:t xml:space="preserve">The English expression “face to face” has the same meaning as the Greek expression used here, which is literally “mouth to mouth” (see also </w:t>
       </w:r>
-      <w:hyperlink r:id="rId31">
-        <w:r>
-          <w:rPr>
-            <w:lang w:val="en_US" w:bidi="en_US"/>
-          </w:rPr>
-          <w:rPr>
-            <w:color w:val="0000EE"/>
-            <w:u w:val="single"/>
-          </w:rPr>
-          <w:t>3 John 1:14</w:t>
-        </w:r>
-      </w:hyperlink>
+      <w:r>
+        <w:rPr>
+          <w:lang w:val="en_US" w:bidi="en_US"/>
+        </w:rPr>
+        <w:t>3 John 1:14</w:t>
+      </w:r>
       <w:r>
         <w:rPr>
           <w:lang w:val="en_US" w:bidi="en_US"/>
@@ -1414,18 +1300,12 @@
         </w:rPr>
         <w:t xml:space="preserve"> This probably refers to the sister church in Ephesus and its members. John was staying with them (see </w:t>
       </w:r>
-      <w:hyperlink r:id="rId32">
-        <w:r>
-          <w:rPr>
-            <w:lang w:val="en_US" w:bidi="en_US"/>
-          </w:rPr>
-          <w:rPr>
-            <w:color w:val="0000EE"/>
-            <w:u w:val="single"/>
-          </w:rPr>
-          <w:t>1:1</w:t>
-        </w:r>
-      </w:hyperlink>
+      <w:r>
+        <w:rPr>
+          <w:lang w:val="en_US" w:bidi="en_US"/>
+        </w:rPr>
+        <w:t>1:1</w:t>
+      </w:r>
       <w:r>
         <w:rPr>
           <w:lang w:val="en_US" w:bidi="en_US"/>
